--- a/templates/证人谈话笔录（患职业病案件）.docx
+++ b/templates/证人谈话笔录（患职业病案件）.docx
@@ -40,36 +40,27 @@
           <w:sz w:val="44"/>
           <w:szCs w:val="44"/>
         </w:rPr>
-        <w:t xml:space="preserve">  </w:t>
-      </w:r>
-      <w:r>
-        <w:rPr>
-          <w:rFonts w:hAnsi="宋体" w:cs="宋体" w:hint="eastAsia"/>
+        <w:t xml:space="preserve">  永嘉县人力资源和社会保障局</w:t>
+      </w:r>
+    </w:p>
+    <w:p>
+      <w:pPr>
+        <w:pStyle w:val="a3"/>
+        <w:jc w:val="center"/>
+        <w:rPr>
+          <w:rFonts w:hAnsi="宋体" w:cs="宋体"/>
           <w:b/>
           <w:sz w:val="44"/>
           <w:szCs w:val="44"/>
         </w:rPr>
-        <w:t>永嘉县人力资源和社会保障局</w:t>
-      </w:r>
-    </w:p>
-    <w:p>
-      <w:pPr>
-        <w:pStyle w:val="a3"/>
-        <w:jc w:val="center"/>
-        <w:rPr>
-          <w:rFonts w:hAnsi="宋体" w:cs="宋体"/>
+      </w:pPr>
+      <w:r>
+        <w:rPr>
+          <w:rFonts w:hAnsi="宋体" w:cs="宋体" w:hint="eastAsia"/>
           <w:b/>
           <w:sz w:val="44"/>
           <w:szCs w:val="44"/>
         </w:rPr>
-      </w:pPr>
-      <w:r>
-        <w:rPr>
-          <w:rFonts w:hAnsi="宋体" w:cs="宋体" w:hint="eastAsia"/>
-          <w:b/>
-          <w:sz w:val="44"/>
-          <w:szCs w:val="44"/>
-        </w:rPr>
         <w:t>调查笔录</w:t>
       </w:r>
     </w:p>
@@ -526,39 +517,7 @@
           <w:sz w:val="30"/>
           <w:szCs w:val="30"/>
         </w:rPr>
-        <w:t>问：你好，我们是永嘉县人力资源和社会保障局工伤认定调查人员</w:t>
-      </w:r>
-      <w:r>
-        <w:rPr>
-          <w:rFonts w:hAnsi="宋体" w:cs="宋体" w:hint="eastAsia"/>
-          <w:sz w:val="30"/>
-          <w:szCs w:val="30"/>
-        </w:rPr>
-        <w:t>(</w:t>
-      </w:r>
-      <w:r>
-        <w:rPr>
-          <w:rFonts w:hAnsi="宋体" w:cs="宋体" w:hint="eastAsia"/>
-          <w:sz w:val="30"/>
-          <w:szCs w:val="30"/>
-        </w:rPr>
-        <w:t>出示证件</w:t>
-      </w:r>
-      <w:r>
-        <w:rPr>
-          <w:rFonts w:hAnsi="宋体" w:cs="宋体" w:hint="eastAsia"/>
-          <w:sz w:val="30"/>
-          <w:szCs w:val="30"/>
-        </w:rPr>
-        <w:t>)</w:t>
-      </w:r>
-      <w:r>
-        <w:rPr>
-          <w:rFonts w:hAnsi="宋体" w:cs="宋体" w:hint="eastAsia"/>
-          <w:sz w:val="30"/>
-          <w:szCs w:val="30"/>
-        </w:rPr>
-        <w:t>，现向你调查有关</w:t>
+        <w:t>问：你好，我们是永嘉县人力资源和社会保障局工伤认定调查人员(出示证件)，现向你调查有关</w:t>
       </w:r>
       <w:r>
         <w:rPr>
@@ -623,9 +582,10 @@
         <w:pStyle w:val="a3"/>
         <w:spacing w:line="520" w:lineRule="exact"/>
         <w:rPr>
-          <w:rFonts w:hAnsi="宋体" w:cs="宋体"/>
-          <w:sz w:val="30"/>
-          <w:szCs w:val="30"/>
+          <w:rFonts w:hAnsi="宋体" w:cs="宋体" w:hint="eastAsia"/>
+          <w:sz w:val="30"/>
+          <w:szCs w:val="30"/>
+          <w:u w:val="single"/>
         </w:rPr>
       </w:pPr>
       <w:r>
@@ -636,33 +596,6 @@
           <w:u w:val="single"/>
         </w:rPr>
         <w:t>答：听清楚了，不申请回避。</w:t>
-      </w:r>
-      <w:r>
-        <w:rPr>
-          <w:rFonts w:hAnsi="宋体" w:cs="宋体" w:hint="eastAsia"/>
-          <w:sz w:val="30"/>
-          <w:szCs w:val="30"/>
-          <w:u w:val="single"/>
-        </w:rPr>
-        <w:t xml:space="preserve">                                                           </w:t>
-      </w:r>
-      <w:r>
-        <w:rPr>
-          <w:rFonts w:hAnsi="宋体" w:cs="宋体" w:hint="eastAsia"/>
-          <w:sz w:val="30"/>
-          <w:szCs w:val="30"/>
-          <w:u w:val="single"/>
-        </w:rPr>
-        <w:t xml:space="preserve">                                                                                                                                                                                                                                                                </w:t>
-      </w:r>
-      <w:r>
-        <w:rPr>
-          <w:rFonts w:hAnsi="宋体" w:cs="宋体" w:hint="eastAsia"/>
-          <w:sz w:val="30"/>
-          <w:szCs w:val="30"/>
-          <w:u w:val="single"/>
-        </w:rPr>
-        <w:t xml:space="preserve">                                                                                                        </w:t>
       </w:r>
     </w:p>
     <w:p>
@@ -673,7 +606,7 @@
         </w:tabs>
         <w:spacing w:line="520" w:lineRule="exact"/>
         <w:rPr>
-          <w:rFonts w:hAnsi="宋体" w:cs="宋体"/>
+          <w:rFonts w:hAnsi="宋体" w:cs="宋体" w:hint="eastAsia"/>
           <w:sz w:val="30"/>
           <w:szCs w:val="30"/>
           <w:u w:val="single"/>
@@ -710,64 +643,7 @@
           <w:szCs w:val="30"/>
           <w:u w:val="single"/>
         </w:rPr>
-        <w:t>问：请问你认识</w:t>
-      </w:r>
-      <w:r>
-        <w:rPr>
-          <w:rFonts w:hAnsi="宋体" w:cs="宋体"/>
-          <w:sz w:val="30"/>
-          <w:szCs w:val="30"/>
-          <w:u w:val="single"/>
-        </w:rPr>
-        <w:t>{受伤职工}</w:t>
-      </w:r>
-      <w:r>
-        <w:rPr>
-          <w:rFonts w:hAnsi="宋体" w:cs="宋体" w:hint="eastAsia"/>
-          <w:sz w:val="30"/>
-          <w:szCs w:val="30"/>
-          <w:u w:val="single"/>
-        </w:rPr>
-        <w:t>吗？他从事什么工作？</w:t>
-      </w:r>
-    </w:p>
-    <w:p>
-      <w:pPr>
-        <w:pStyle w:val="a3"/>
-        <w:spacing w:line="520" w:lineRule="exact"/>
-        <w:rPr>
-          <w:rFonts w:hAnsi="宋体" w:cs="宋体"/>
-          <w:sz w:val="30"/>
-          <w:szCs w:val="30"/>
-          <w:u w:val="single"/>
-        </w:rPr>
-      </w:pPr>
-      <w:r>
-        <w:rPr>
-          <w:rFonts w:hAnsi="宋体" w:cs="宋体" w:hint="eastAsia"/>
-          <w:sz w:val="30"/>
-          <w:szCs w:val="30"/>
-          <w:u w:val="single"/>
-        </w:rPr>
-        <w:t>答：认识的，</w:t>
-      </w:r>
-      <w:r>
-        <w:rPr>
-          <w:rFonts w:hAnsi="宋体" w:cs="宋体" w:hint="eastAsia"/>
-          <w:sz w:val="30"/>
-          <w:szCs w:val="30"/>
-          <w:u w:val="single"/>
-        </w:rPr>
-        <w:t>{受伤职工}</w:t>
-      </w:r>
-      <w:r>
-        <w:rPr>
-          <w:rFonts w:hAnsi="宋体" w:cs="宋体" w:hint="eastAsia"/>
-          <w:sz w:val="30"/>
-          <w:szCs w:val="30"/>
-          <w:u w:val="single"/>
-        </w:rPr>
-        <w:t>是在我们公司做打磨工的。</w:t>
+        <w:t>答：{自我介绍}</w:t>
       </w:r>
     </w:p>
     <w:p>
@@ -791,7 +667,88 @@
           <w:szCs w:val="30"/>
           <w:u w:val="single"/>
         </w:rPr>
+        <w:t>问：请问你认识</w:t>
+      </w:r>
+      <w:r>
+        <w:rPr>
+          <w:rFonts w:hAnsi="宋体" w:cs="宋体"/>
+          <w:sz w:val="30"/>
+          <w:szCs w:val="30"/>
+          <w:u w:val="single"/>
+        </w:rPr>
+        <w:t>{受伤职工}</w:t>
+      </w:r>
+      <w:r>
+        <w:rPr>
+          <w:rFonts w:hAnsi="宋体" w:cs="宋体" w:hint="eastAsia"/>
+          <w:sz w:val="30"/>
+          <w:szCs w:val="30"/>
+          <w:u w:val="single"/>
+        </w:rPr>
+        <w:t>吗？他从事什么工作？</w:t>
+      </w:r>
+    </w:p>
+    <w:p>
+      <w:pPr>
+        <w:pStyle w:val="a3"/>
+        <w:spacing w:line="520" w:lineRule="exact"/>
+        <w:rPr>
+          <w:rFonts w:hAnsi="宋体" w:cs="宋体"/>
+          <w:sz w:val="30"/>
+          <w:szCs w:val="30"/>
+          <w:u w:val="single"/>
+        </w:rPr>
+      </w:pPr>
+      <w:r>
+        <w:rPr>
+          <w:rFonts w:hAnsi="宋体" w:cs="宋体" w:hint="eastAsia"/>
+          <w:sz w:val="30"/>
+          <w:szCs w:val="30"/>
+          <w:u w:val="single"/>
+        </w:rPr>
         <w:lastRenderedPageBreak/>
+        <w:t>答：认识的，</w:t>
+      </w:r>
+      <w:r>
+        <w:rPr>
+          <w:rFonts w:hAnsi="宋体" w:cs="宋体" w:hint="eastAsia"/>
+          <w:sz w:val="30"/>
+          <w:szCs w:val="30"/>
+          <w:u w:val="single"/>
+        </w:rPr>
+        <w:t>{受伤职工}</w:t>
+      </w:r>
+      <w:r>
+        <w:rPr>
+          <w:rFonts w:hAnsi="宋体" w:cs="宋体" w:hint="eastAsia"/>
+          <w:sz w:val="30"/>
+          <w:szCs w:val="30"/>
+          <w:u w:val="single"/>
+        </w:rPr>
+        <w:t>是在我们公司做打磨工的。</w:t>
+      </w:r>
+    </w:p>
+    <w:p>
+      <w:pPr>
+        <w:pStyle w:val="a3"/>
+        <w:tabs>
+          <w:tab w:val="left" w:pos="142"/>
+        </w:tabs>
+        <w:spacing w:line="520" w:lineRule="exact"/>
+        <w:rPr>
+          <w:rFonts w:hAnsi="宋体" w:cs="宋体"/>
+          <w:sz w:val="30"/>
+          <w:szCs w:val="30"/>
+          <w:u w:val="single"/>
+        </w:rPr>
+      </w:pPr>
+      <w:r>
+        <w:rPr>
+          <w:rFonts w:hAnsi="宋体" w:cs="宋体" w:hint="eastAsia"/>
+          <w:sz w:val="30"/>
+          <w:szCs w:val="30"/>
+          <w:u w:val="single"/>
+        </w:rPr>
         <w:t>问：请问你与</w:t>
       </w:r>
       <w:r>
@@ -909,61 +866,7 @@
           <w:szCs w:val="30"/>
           <w:u w:val="single"/>
         </w:rPr>
-        <w:t>答：他是从</w:t>
-      </w:r>
-      <w:r>
-        <w:rPr>
-          <w:rFonts w:hAnsi="宋体" w:cs="宋体" w:hint="eastAsia"/>
-          <w:sz w:val="30"/>
-          <w:szCs w:val="30"/>
-          <w:u w:val="single"/>
-        </w:rPr>
-        <w:t>XXXX</w:t>
-      </w:r>
-      <w:r>
-        <w:rPr>
-          <w:rFonts w:hAnsi="宋体" w:cs="宋体" w:hint="eastAsia"/>
-          <w:sz w:val="30"/>
-          <w:szCs w:val="30"/>
-          <w:u w:val="single"/>
-        </w:rPr>
-        <w:t>年</w:t>
-      </w:r>
-      <w:r>
-        <w:rPr>
-          <w:rFonts w:hAnsi="宋体" w:cs="宋体" w:hint="eastAsia"/>
-          <w:sz w:val="30"/>
-          <w:szCs w:val="30"/>
-          <w:u w:val="single"/>
-        </w:rPr>
-        <w:t>XX</w:t>
-      </w:r>
-      <w:r>
-        <w:rPr>
-          <w:rFonts w:hAnsi="宋体" w:cs="宋体" w:hint="eastAsia"/>
-          <w:sz w:val="30"/>
-          <w:szCs w:val="30"/>
-          <w:u w:val="single"/>
-        </w:rPr>
-        <w:t>月来我们公司工作的，到现在有</w:t>
-      </w:r>
-      <w:r>
-        <w:rPr>
-          <w:rFonts w:hAnsi="宋体" w:cs="宋体" w:hint="eastAsia"/>
-          <w:sz w:val="30"/>
-          <w:szCs w:val="30"/>
-          <w:u w:val="single"/>
-        </w:rPr>
-        <w:t>X</w:t>
-      </w:r>
-      <w:r>
-        <w:rPr>
-          <w:rFonts w:hAnsi="宋体" w:cs="宋体" w:hint="eastAsia"/>
-          <w:sz w:val="30"/>
-          <w:szCs w:val="30"/>
-          <w:u w:val="single"/>
-        </w:rPr>
-        <w:t>年多了。他一直就在我们车间的打磨岗位上工作。</w:t>
+        <w:t>答：他是从XXXX年XX月来我们公司工作的，到现在有X年多了。他一直就在我们车间的打磨岗位上工作。</w:t>
       </w:r>
     </w:p>
     <w:p>
@@ -1044,16 +947,7 @@
           <w:szCs w:val="30"/>
           <w:u w:val="single"/>
         </w:rPr>
-        <w:t>问：公司是否告知过该岗位存在职业病危害因素？是否设置有</w:t>
-      </w:r>
-      <w:r>
-        <w:rPr>
-          <w:rFonts w:hAnsi="宋体" w:cs="宋体" w:hint="eastAsia"/>
-          <w:sz w:val="30"/>
-          <w:szCs w:val="30"/>
-          <w:u w:val="single"/>
-        </w:rPr>
-        <w:t>相关的防护设施和用品？</w:t>
+        <w:t>问：公司是否告知过该岗位存在职业病危害因素？是否设置有相关的防护设施和用品？</w:t>
       </w:r>
     </w:p>
     <w:p>
@@ -1116,25 +1010,7 @@
           <w:szCs w:val="30"/>
           <w:u w:val="single"/>
         </w:rPr>
-        <w:t>答：组织的。公司每年都会统一安排他们这些接尘的工人去永嘉县疾病预防控制中心（或有资质的体检机构）做职业健康体检。最近一次体检是在去年</w:t>
-      </w:r>
-      <w:r>
-        <w:rPr>
-          <w:rFonts w:hAnsi="宋体" w:cs="宋体" w:hint="eastAsia"/>
-          <w:sz w:val="30"/>
-          <w:szCs w:val="30"/>
-          <w:u w:val="single"/>
-        </w:rPr>
-        <w:t>XX</w:t>
-      </w:r>
-      <w:r>
-        <w:rPr>
-          <w:rFonts w:hAnsi="宋体" w:cs="宋体" w:hint="eastAsia"/>
-          <w:sz w:val="30"/>
-          <w:szCs w:val="30"/>
-          <w:u w:val="single"/>
-        </w:rPr>
-        <w:t>月。</w:t>
+        <w:t>答：组织的。公司每年都会统一安排他们这些接尘的工人去永嘉县疾病预防控制中心（或有资质的体检机构）做职业健康体检。最近一次体检是在去年XX月。</w:t>
       </w:r>
     </w:p>
     <w:p>
@@ -1194,20 +1070,8 @@
           <w:szCs w:val="30"/>
           <w:u w:val="single"/>
         </w:rPr>
-        <w:t>答：有时候戴，有时候天气热或者觉得憋气，他就不怎么戴。我们巡查时会提醒，但无法时刻盯着。</w:t>
-      </w:r>
-    </w:p>
-    <w:p>
-      <w:pPr>
-        <w:pStyle w:val="a3"/>
-        <w:spacing w:line="520" w:lineRule="exact"/>
-        <w:rPr>
-          <w:rFonts w:hAnsi="宋体" w:cs="宋体"/>
-          <w:sz w:val="30"/>
-          <w:szCs w:val="30"/>
-          <w:u w:val="single"/>
-        </w:rPr>
-      </w:pPr>
+        <w:t>答：有时候戴，有时候天气热或者觉得憋气，他就不怎么戴。我们巡查时</w:t>
+      </w:r>
       <w:r>
         <w:rPr>
           <w:rFonts w:hAnsi="宋体" w:cs="宋体" w:hint="eastAsia"/>
@@ -1216,6 +1080,27 @@
           <w:u w:val="single"/>
         </w:rPr>
         <w:lastRenderedPageBreak/>
+        <w:t>会提醒，但无法时刻盯着。</w:t>
+      </w:r>
+    </w:p>
+    <w:p>
+      <w:pPr>
+        <w:pStyle w:val="a3"/>
+        <w:spacing w:line="520" w:lineRule="exact"/>
+        <w:rPr>
+          <w:rFonts w:hAnsi="宋体" w:cs="宋体"/>
+          <w:sz w:val="30"/>
+          <w:szCs w:val="30"/>
+          <w:u w:val="single"/>
+        </w:rPr>
+      </w:pPr>
+      <w:r>
+        <w:rPr>
+          <w:rFonts w:hAnsi="宋体" w:cs="宋体" w:hint="eastAsia"/>
+          <w:sz w:val="30"/>
+          <w:szCs w:val="30"/>
+          <w:u w:val="single"/>
+        </w:rPr>
         <w:t>问：</w:t>
       </w:r>
       <w:r>
@@ -1297,43 +1182,7 @@
           <w:szCs w:val="30"/>
           <w:u w:val="single"/>
         </w:rPr>
-        <w:t>答：后来听公司说，他在今年</w:t>
-      </w:r>
-      <w:r>
-        <w:rPr>
-          <w:rFonts w:hAnsi="宋体" w:cs="宋体" w:hint="eastAsia"/>
-          <w:sz w:val="30"/>
-          <w:szCs w:val="30"/>
-          <w:u w:val="single"/>
-        </w:rPr>
-        <w:t>X</w:t>
-      </w:r>
-      <w:r>
-        <w:rPr>
-          <w:rFonts w:hAnsi="宋体" w:cs="宋体" w:hint="eastAsia"/>
-          <w:sz w:val="30"/>
-          <w:szCs w:val="30"/>
-          <w:u w:val="single"/>
-        </w:rPr>
-        <w:t>月</w:t>
-      </w:r>
-      <w:r>
-        <w:rPr>
-          <w:rFonts w:hAnsi="宋体" w:cs="宋体" w:hint="eastAsia"/>
-          <w:sz w:val="30"/>
-          <w:szCs w:val="30"/>
-          <w:u w:val="single"/>
-        </w:rPr>
-        <w:t>X</w:t>
-      </w:r>
-      <w:r>
-        <w:rPr>
-          <w:rFonts w:hAnsi="宋体" w:cs="宋体" w:hint="eastAsia"/>
-          <w:sz w:val="30"/>
-          <w:szCs w:val="30"/>
-          <w:u w:val="single"/>
-        </w:rPr>
-        <w:t>日被温州市职业病防治院诊断为矽肺。（注：疾病名称必须与诊断证明书一致）</w:t>
+        <w:t>答：后来听公司说，他在今年X月X日被温州市职业病防治院诊断为矽肺。（注：疾病名称必须与诊断证明书一致）</w:t>
       </w:r>
     </w:p>
     <w:p>
@@ -1375,16 +1224,7 @@
           <w:szCs w:val="30"/>
           <w:u w:val="single"/>
         </w:rPr>
-        <w:t>答：据我</w:t>
-      </w:r>
-      <w:r>
-        <w:rPr>
-          <w:rFonts w:hAnsi="宋体" w:cs="宋体" w:hint="eastAsia"/>
-          <w:sz w:val="30"/>
-          <w:szCs w:val="30"/>
-          <w:u w:val="single"/>
-        </w:rPr>
-        <w:t>了解是没有的。他入职时说是从老家刚过来，之前务农。</w:t>
+        <w:t>答：据我了解是没有的。他入职时说是从老家刚过来，之前务农。</w:t>
       </w:r>
     </w:p>
     <w:p>
@@ -1512,16 +1352,7 @@
           <w:szCs w:val="30"/>
           <w:u w:val="single"/>
         </w:rPr>
-        <w:t>答：</w:t>
-      </w:r>
-      <w:r>
-        <w:rPr>
-          <w:rFonts w:hAnsi="宋体" w:cs="宋体" w:hint="eastAsia"/>
-          <w:sz w:val="30"/>
-          <w:szCs w:val="30"/>
-          <w:u w:val="single"/>
-        </w:rPr>
-        <w:t xml:space="preserve">                                                                 </w:t>
+        <w:t xml:space="preserve">答：                                                                 </w:t>
       </w:r>
       <w:r>
         <w:rPr>
@@ -1615,55 +1446,7 @@
         <w:sz w:val="24"/>
         <w:szCs w:val="24"/>
       </w:rPr>
-      <w:t>被调查（询问）人签名：</w:t>
-    </w:r>
-    <w:r>
-      <w:rPr>
-        <w:rFonts w:hAnsi="宋体" w:cs="宋体" w:hint="eastAsia"/>
-        <w:sz w:val="24"/>
-        <w:szCs w:val="24"/>
-      </w:rPr>
-      <w:t xml:space="preserve">                                             </w:t>
-    </w:r>
-    <w:r>
-      <w:rPr>
-        <w:rFonts w:hAnsi="宋体" w:cs="宋体" w:hint="eastAsia"/>
-        <w:sz w:val="24"/>
-        <w:szCs w:val="24"/>
-      </w:rPr>
-      <w:t>年</w:t>
-    </w:r>
-    <w:r>
-      <w:rPr>
-        <w:rFonts w:hAnsi="宋体" w:cs="宋体" w:hint="eastAsia"/>
-        <w:sz w:val="24"/>
-        <w:szCs w:val="24"/>
-      </w:rPr>
-      <w:t xml:space="preserve">    </w:t>
-    </w:r>
-    <w:r>
-      <w:rPr>
-        <w:rFonts w:hAnsi="宋体" w:cs="宋体" w:hint="eastAsia"/>
-        <w:sz w:val="24"/>
-        <w:szCs w:val="24"/>
-      </w:rPr>
-      <w:t>月</w:t>
-    </w:r>
-    <w:r>
-      <w:rPr>
-        <w:rFonts w:hAnsi="宋体" w:cs="宋体" w:hint="eastAsia"/>
-        <w:sz w:val="24"/>
-        <w:szCs w:val="24"/>
-      </w:rPr>
-      <w:t xml:space="preserve">    </w:t>
-    </w:r>
-    <w:r>
-      <w:rPr>
-        <w:rFonts w:hAnsi="宋体" w:cs="宋体" w:hint="eastAsia"/>
-        <w:sz w:val="24"/>
-        <w:szCs w:val="24"/>
-      </w:rPr>
-      <w:t>日</w:t>
+      <w:t>被调查（询问）人签名：                                             年    月    日</w:t>
     </w:r>
   </w:p>
   <w:p>

--- a/templates/证人谈话笔录（患职业病案件）.docx
+++ b/templates/证人谈话笔录（患职业病案件）.docx
@@ -99,7 +99,7 @@
           <w:szCs w:val="30"/>
           <w:u w:val="single"/>
         </w:rPr>
-        <w:t>{</w:t>
+        <w:t>{{</w:t>
       </w:r>
       <w:r>
         <w:rPr>
@@ -117,16 +117,34 @@
           <w:szCs w:val="30"/>
           <w:u w:val="single"/>
         </w:rPr>
-        <w:t>}</w:t>
-      </w:r>
-      <w:r>
-        <w:rPr>
-          <w:rFonts w:hAnsi="宋体" w:cs="宋体" w:hint="eastAsia"/>
-          <w:sz w:val="30"/>
-          <w:szCs w:val="30"/>
-          <w:u w:val="single"/>
-        </w:rPr>
-        <w:t>{当前时间}</w:t>
+        <w:t>}}</w:t>
+      </w:r>
+      <w:r>
+        <w:rPr>
+          <w:rFonts w:hAnsi="宋体" w:cs="宋体" w:hint="eastAsia"/>
+          <w:sz w:val="30"/>
+          <w:szCs w:val="30"/>
+          <w:u w:val="single"/>
+        </w:rPr>
+        <w:t>{{</w:t>
+      </w:r>
+      <w:r>
+        <w:rPr>
+          <w:rFonts w:hAnsi="宋体" w:cs="宋体" w:hint="eastAsia"/>
+          <w:sz w:val="30"/>
+          <w:szCs w:val="30"/>
+          <w:u w:val="single"/>
+        </w:rPr>
+        <w:t>当前时间</w:t>
+      </w:r>
+      <w:r>
+        <w:rPr>
+          <w:rFonts w:hAnsi="宋体" w:cs="宋体" w:hint="eastAsia"/>
+          <w:sz w:val="30"/>
+          <w:szCs w:val="30"/>
+          <w:u w:val="single"/>
+        </w:rPr>
+        <w:t>}}</w:t>
       </w:r>
     </w:p>
     <w:p>
@@ -193,7 +211,16 @@
           <w:szCs w:val="30"/>
           <w:u w:val="single"/>
         </w:rPr>
-        <w:t xml:space="preserve">  {</w:t>
+        <w:t xml:space="preserve">  </w:t>
+      </w:r>
+      <w:r>
+        <w:rPr>
+          <w:rFonts w:hAnsi="宋体" w:cs="宋体"/>
+          <w:sz w:val="30"/>
+          <w:szCs w:val="30"/>
+          <w:u w:val="single"/>
+        </w:rPr>
+        <w:t>{{</w:t>
       </w:r>
       <w:r>
         <w:rPr>
@@ -211,7 +238,7 @@
           <w:szCs w:val="30"/>
           <w:u w:val="single"/>
         </w:rPr>
-        <w:t>}</w:t>
+        <w:t>}}</w:t>
       </w:r>
       <w:r>
         <w:rPr>
@@ -237,7 +264,43 @@
           <w:szCs w:val="30"/>
           <w:u w:val="single"/>
         </w:rPr>
-        <w:t xml:space="preserve"> {证人性别} </w:t>
+        <w:t xml:space="preserve"> </w:t>
+      </w:r>
+      <w:r>
+        <w:rPr>
+          <w:rFonts w:hAnsi="宋体" w:cs="宋体" w:hint="eastAsia"/>
+          <w:sz w:val="30"/>
+          <w:szCs w:val="30"/>
+          <w:u w:val="single"/>
+        </w:rPr>
+        <w:t>{{</w:t>
+      </w:r>
+      <w:r>
+        <w:rPr>
+          <w:rFonts w:hAnsi="宋体" w:cs="宋体" w:hint="eastAsia"/>
+          <w:sz w:val="30"/>
+          <w:szCs w:val="30"/>
+          <w:u w:val="single"/>
+        </w:rPr>
+        <w:t>证人性别</w:t>
+      </w:r>
+      <w:r>
+        <w:rPr>
+          <w:rFonts w:hAnsi="宋体" w:cs="宋体" w:hint="eastAsia"/>
+          <w:sz w:val="30"/>
+          <w:szCs w:val="30"/>
+          <w:u w:val="single"/>
+        </w:rPr>
+        <w:t>}}</w:t>
+      </w:r>
+      <w:r>
+        <w:rPr>
+          <w:rFonts w:hAnsi="宋体" w:cs="宋体" w:hint="eastAsia"/>
+          <w:sz w:val="30"/>
+          <w:szCs w:val="30"/>
+          <w:u w:val="single"/>
+        </w:rPr>
+        <w:t xml:space="preserve"> </w:t>
       </w:r>
       <w:r>
         <w:rPr>
@@ -254,7 +317,43 @@
           <w:szCs w:val="30"/>
           <w:u w:val="single"/>
         </w:rPr>
-        <w:t xml:space="preserve"> {证人年龄} </w:t>
+        <w:t xml:space="preserve"> </w:t>
+      </w:r>
+      <w:r>
+        <w:rPr>
+          <w:rFonts w:hAnsi="宋体" w:cs="宋体" w:hint="eastAsia"/>
+          <w:sz w:val="30"/>
+          <w:szCs w:val="30"/>
+          <w:u w:val="single"/>
+        </w:rPr>
+        <w:t>{{</w:t>
+      </w:r>
+      <w:r>
+        <w:rPr>
+          <w:rFonts w:hAnsi="宋体" w:cs="宋体" w:hint="eastAsia"/>
+          <w:sz w:val="30"/>
+          <w:szCs w:val="30"/>
+          <w:u w:val="single"/>
+        </w:rPr>
+        <w:t>证人年龄</w:t>
+      </w:r>
+      <w:r>
+        <w:rPr>
+          <w:rFonts w:hAnsi="宋体" w:cs="宋体" w:hint="eastAsia"/>
+          <w:sz w:val="30"/>
+          <w:szCs w:val="30"/>
+          <w:u w:val="single"/>
+        </w:rPr>
+        <w:t>}}</w:t>
+      </w:r>
+      <w:r>
+        <w:rPr>
+          <w:rFonts w:hAnsi="宋体" w:cs="宋体" w:hint="eastAsia"/>
+          <w:sz w:val="30"/>
+          <w:szCs w:val="30"/>
+          <w:u w:val="single"/>
+        </w:rPr>
+        <w:t xml:space="preserve"> </w:t>
       </w:r>
     </w:p>
     <w:p>
@@ -300,17 +399,44 @@
           <w:szCs w:val="30"/>
           <w:u w:val="single"/>
         </w:rPr>
-        <w:t xml:space="preserve"> {证人身份证}</w:t>
-      </w:r>
-      <w:r>
-        <w:rPr>
-          <w:rFonts w:hAnsi="宋体" w:cs="宋体"/>
-          <w:sz w:val="30"/>
-          <w:szCs w:val="30"/>
-          <w:u w:val="single"/>
-        </w:rPr>
         <w:t xml:space="preserve"> </w:t>
       </w:r>
+      <w:r>
+        <w:rPr>
+          <w:rFonts w:hAnsi="宋体" w:cs="宋体" w:hint="eastAsia"/>
+          <w:sz w:val="30"/>
+          <w:szCs w:val="30"/>
+          <w:u w:val="single"/>
+        </w:rPr>
+        <w:t>{{</w:t>
+      </w:r>
+      <w:r>
+        <w:rPr>
+          <w:rFonts w:hAnsi="宋体" w:cs="宋体" w:hint="eastAsia"/>
+          <w:sz w:val="30"/>
+          <w:szCs w:val="30"/>
+          <w:u w:val="single"/>
+        </w:rPr>
+        <w:t>证人身份证</w:t>
+      </w:r>
+      <w:r>
+        <w:rPr>
+          <w:rFonts w:hAnsi="宋体" w:cs="宋体" w:hint="eastAsia"/>
+          <w:sz w:val="30"/>
+          <w:szCs w:val="30"/>
+          <w:u w:val="single"/>
+        </w:rPr>
+        <w:t>}}</w:t>
+      </w:r>
+      <w:r>
+        <w:rPr>
+          <w:rFonts w:hAnsi="宋体" w:cs="宋体"/>
+          <w:sz w:val="30"/>
+          <w:szCs w:val="30"/>
+          <w:u w:val="single"/>
+        </w:rPr>
+        <w:t xml:space="preserve"> </w:t>
+      </w:r>
     </w:p>
     <w:p>
       <w:pPr>
@@ -338,7 +464,25 @@
           <w:szCs w:val="30"/>
           <w:u w:val="single"/>
         </w:rPr>
-        <w:t>{证人身份证地址}</w:t>
+        <w:t>{{</w:t>
+      </w:r>
+      <w:r>
+        <w:rPr>
+          <w:rFonts w:hAnsi="宋体" w:cs="宋体" w:hint="eastAsia"/>
+          <w:sz w:val="30"/>
+          <w:szCs w:val="30"/>
+          <w:u w:val="single"/>
+        </w:rPr>
+        <w:t>证人身份证地址</w:t>
+      </w:r>
+      <w:r>
+        <w:rPr>
+          <w:rFonts w:hAnsi="宋体" w:cs="宋体" w:hint="eastAsia"/>
+          <w:sz w:val="30"/>
+          <w:szCs w:val="30"/>
+          <w:u w:val="single"/>
+        </w:rPr>
+        <w:t>}}</w:t>
       </w:r>
     </w:p>
     <w:p>
@@ -367,7 +511,43 @@
           <w:szCs w:val="30"/>
           <w:u w:val="single"/>
         </w:rPr>
-        <w:t xml:space="preserve">   {用人单位}   </w:t>
+        <w:t xml:space="preserve">   </w:t>
+      </w:r>
+      <w:r>
+        <w:rPr>
+          <w:rFonts w:hAnsi="宋体" w:cs="宋体" w:hint="eastAsia"/>
+          <w:sz w:val="30"/>
+          <w:szCs w:val="30"/>
+          <w:u w:val="single"/>
+        </w:rPr>
+        <w:t>{{</w:t>
+      </w:r>
+      <w:r>
+        <w:rPr>
+          <w:rFonts w:hAnsi="宋体" w:cs="宋体" w:hint="eastAsia"/>
+          <w:sz w:val="30"/>
+          <w:szCs w:val="30"/>
+          <w:u w:val="single"/>
+        </w:rPr>
+        <w:t>用人单位</w:t>
+      </w:r>
+      <w:r>
+        <w:rPr>
+          <w:rFonts w:hAnsi="宋体" w:cs="宋体" w:hint="eastAsia"/>
+          <w:sz w:val="30"/>
+          <w:szCs w:val="30"/>
+          <w:u w:val="single"/>
+        </w:rPr>
+        <w:t>}}</w:t>
+      </w:r>
+      <w:r>
+        <w:rPr>
+          <w:rFonts w:hAnsi="宋体" w:cs="宋体" w:hint="eastAsia"/>
+          <w:sz w:val="30"/>
+          <w:szCs w:val="30"/>
+          <w:u w:val="single"/>
+        </w:rPr>
+        <w:t xml:space="preserve">   </w:t>
       </w:r>
       <w:r>
         <w:rPr>
@@ -384,7 +564,43 @@
           <w:szCs w:val="30"/>
           <w:u w:val="single"/>
         </w:rPr>
-        <w:t xml:space="preserve">  {证人岗位}  </w:t>
+        <w:t xml:space="preserve">  </w:t>
+      </w:r>
+      <w:r>
+        <w:rPr>
+          <w:rFonts w:hAnsi="宋体" w:cs="宋体" w:hint="eastAsia"/>
+          <w:sz w:val="30"/>
+          <w:szCs w:val="30"/>
+          <w:u w:val="single"/>
+        </w:rPr>
+        <w:t>{{</w:t>
+      </w:r>
+      <w:r>
+        <w:rPr>
+          <w:rFonts w:hAnsi="宋体" w:cs="宋体" w:hint="eastAsia"/>
+          <w:sz w:val="30"/>
+          <w:szCs w:val="30"/>
+          <w:u w:val="single"/>
+        </w:rPr>
+        <w:t>证人岗位</w:t>
+      </w:r>
+      <w:r>
+        <w:rPr>
+          <w:rFonts w:hAnsi="宋体" w:cs="宋体" w:hint="eastAsia"/>
+          <w:sz w:val="30"/>
+          <w:szCs w:val="30"/>
+          <w:u w:val="single"/>
+        </w:rPr>
+        <w:t>}}</w:t>
+      </w:r>
+      <w:r>
+        <w:rPr>
+          <w:rFonts w:hAnsi="宋体" w:cs="宋体" w:hint="eastAsia"/>
+          <w:sz w:val="30"/>
+          <w:szCs w:val="30"/>
+          <w:u w:val="single"/>
+        </w:rPr>
+        <w:t xml:space="preserve">  </w:t>
       </w:r>
     </w:p>
     <w:p>
@@ -413,7 +629,43 @@
           <w:szCs w:val="30"/>
           <w:u w:val="single"/>
         </w:rPr>
-        <w:t xml:space="preserve">   {证人电话}   </w:t>
+        <w:t xml:space="preserve">   </w:t>
+      </w:r>
+      <w:r>
+        <w:rPr>
+          <w:rFonts w:hAnsi="宋体" w:cs="宋体" w:hint="eastAsia"/>
+          <w:sz w:val="30"/>
+          <w:szCs w:val="30"/>
+          <w:u w:val="single"/>
+        </w:rPr>
+        <w:t>{{</w:t>
+      </w:r>
+      <w:r>
+        <w:rPr>
+          <w:rFonts w:hAnsi="宋体" w:cs="宋体" w:hint="eastAsia"/>
+          <w:sz w:val="30"/>
+          <w:szCs w:val="30"/>
+          <w:u w:val="single"/>
+        </w:rPr>
+        <w:t>证人电话</w:t>
+      </w:r>
+      <w:r>
+        <w:rPr>
+          <w:rFonts w:hAnsi="宋体" w:cs="宋体" w:hint="eastAsia"/>
+          <w:sz w:val="30"/>
+          <w:szCs w:val="30"/>
+          <w:u w:val="single"/>
+        </w:rPr>
+        <w:t>}}</w:t>
+      </w:r>
+      <w:r>
+        <w:rPr>
+          <w:rFonts w:hAnsi="宋体" w:cs="宋体" w:hint="eastAsia"/>
+          <w:sz w:val="30"/>
+          <w:szCs w:val="30"/>
+          <w:u w:val="single"/>
+        </w:rPr>
+        <w:t xml:space="preserve">   </w:t>
       </w:r>
       <w:r>
         <w:rPr>
@@ -476,7 +728,34 @@
           <w:szCs w:val="30"/>
           <w:u w:val="single"/>
         </w:rPr>
-        <w:t xml:space="preserve">   {操作员}</w:t>
+        <w:t xml:space="preserve">   </w:t>
+      </w:r>
+      <w:r>
+        <w:rPr>
+          <w:rFonts w:hAnsi="宋体" w:cs="宋体" w:hint="eastAsia"/>
+          <w:sz w:val="30"/>
+          <w:szCs w:val="30"/>
+          <w:u w:val="single"/>
+        </w:rPr>
+        <w:t>{{</w:t>
+      </w:r>
+      <w:r>
+        <w:rPr>
+          <w:rFonts w:hAnsi="宋体" w:cs="宋体" w:hint="eastAsia"/>
+          <w:sz w:val="30"/>
+          <w:szCs w:val="30"/>
+          <w:u w:val="single"/>
+        </w:rPr>
+        <w:t>操作员</w:t>
+      </w:r>
+      <w:r>
+        <w:rPr>
+          <w:rFonts w:hAnsi="宋体" w:cs="宋体" w:hint="eastAsia"/>
+          <w:sz w:val="30"/>
+          <w:szCs w:val="30"/>
+          <w:u w:val="single"/>
+        </w:rPr>
+        <w:t>}}</w:t>
       </w:r>
       <w:bookmarkStart w:id="0" w:name="_GoBack"/>
       <w:bookmarkEnd w:id="0"/>
@@ -546,7 +825,7 @@
           <w:szCs w:val="30"/>
           <w:u w:val="single"/>
         </w:rPr>
-        <w:t>{受伤职工}</w:t>
+        <w:t>{{</w:t>
       </w:r>
       <w:r>
         <w:rPr>
@@ -557,6 +836,28 @@
           <w:szCs w:val="30"/>
           <w:u w:val="single"/>
         </w:rPr>
+        <w:t>受伤职工</w:t>
+      </w:r>
+      <w:r>
+        <w:rPr>
+          <w:rFonts w:hAnsi="宋体" w:cs="宋体"/>
+          <w:b/>
+          <w:bCs/>
+          <w:sz w:val="30"/>
+          <w:szCs w:val="30"/>
+          <w:u w:val="single"/>
+        </w:rPr>
+        <w:t>}}</w:t>
+      </w:r>
+      <w:r>
+        <w:rPr>
+          <w:rFonts w:hAnsi="宋体" w:cs="宋体"/>
+          <w:b/>
+          <w:bCs/>
+          <w:sz w:val="30"/>
+          <w:szCs w:val="30"/>
+          <w:u w:val="single"/>
+        </w:rPr>
         <w:t xml:space="preserve"> </w:t>
       </w:r>
       <w:r>
@@ -582,7 +883,7 @@
         <w:pStyle w:val="a3"/>
         <w:spacing w:line="520" w:lineRule="exact"/>
         <w:rPr>
-          <w:rFonts w:hAnsi="宋体" w:cs="宋体" w:hint="eastAsia"/>
+          <w:rFonts w:hAnsi="宋体" w:cs="宋体"/>
           <w:sz w:val="30"/>
           <w:szCs w:val="30"/>
           <w:u w:val="single"/>
@@ -606,7 +907,7 @@
         </w:tabs>
         <w:spacing w:line="520" w:lineRule="exact"/>
         <w:rPr>
-          <w:rFonts w:hAnsi="宋体" w:cs="宋体" w:hint="eastAsia"/>
+          <w:rFonts w:hAnsi="宋体" w:cs="宋体"/>
           <w:sz w:val="30"/>
           <w:szCs w:val="30"/>
           <w:u w:val="single"/>
@@ -643,7 +944,34 @@
           <w:szCs w:val="30"/>
           <w:u w:val="single"/>
         </w:rPr>
-        <w:t>答：{自我介绍}</w:t>
+        <w:t>答：</w:t>
+      </w:r>
+      <w:r>
+        <w:rPr>
+          <w:rFonts w:hAnsi="宋体" w:cs="宋体" w:hint="eastAsia"/>
+          <w:sz w:val="30"/>
+          <w:szCs w:val="30"/>
+          <w:u w:val="single"/>
+        </w:rPr>
+        <w:t>{{</w:t>
+      </w:r>
+      <w:r>
+        <w:rPr>
+          <w:rFonts w:hAnsi="宋体" w:cs="宋体" w:hint="eastAsia"/>
+          <w:sz w:val="30"/>
+          <w:szCs w:val="30"/>
+          <w:u w:val="single"/>
+        </w:rPr>
+        <w:t>自我介绍</w:t>
+      </w:r>
+      <w:r>
+        <w:rPr>
+          <w:rFonts w:hAnsi="宋体" w:cs="宋体" w:hint="eastAsia"/>
+          <w:sz w:val="30"/>
+          <w:szCs w:val="30"/>
+          <w:u w:val="single"/>
+        </w:rPr>
+        <w:t>}}</w:t>
       </w:r>
     </w:p>
     <w:p>
@@ -676,7 +1004,25 @@
           <w:szCs w:val="30"/>
           <w:u w:val="single"/>
         </w:rPr>
-        <w:t>{受伤职工}</w:t>
+        <w:t>{{</w:t>
+      </w:r>
+      <w:r>
+        <w:rPr>
+          <w:rFonts w:hAnsi="宋体" w:cs="宋体"/>
+          <w:sz w:val="30"/>
+          <w:szCs w:val="30"/>
+          <w:u w:val="single"/>
+        </w:rPr>
+        <w:t>受伤职工</w:t>
+      </w:r>
+      <w:r>
+        <w:rPr>
+          <w:rFonts w:hAnsi="宋体" w:cs="宋体"/>
+          <w:sz w:val="30"/>
+          <w:szCs w:val="30"/>
+          <w:u w:val="single"/>
+        </w:rPr>
+        <w:t>}}</w:t>
       </w:r>
       <w:r>
         <w:rPr>
@@ -716,7 +1062,25 @@
           <w:szCs w:val="30"/>
           <w:u w:val="single"/>
         </w:rPr>
-        <w:t>{受伤职工}</w:t>
+        <w:t>{{</w:t>
+      </w:r>
+      <w:r>
+        <w:rPr>
+          <w:rFonts w:hAnsi="宋体" w:cs="宋体" w:hint="eastAsia"/>
+          <w:sz w:val="30"/>
+          <w:szCs w:val="30"/>
+          <w:u w:val="single"/>
+        </w:rPr>
+        <w:t>受伤职工</w:t>
+      </w:r>
+      <w:r>
+        <w:rPr>
+          <w:rFonts w:hAnsi="宋体" w:cs="宋体" w:hint="eastAsia"/>
+          <w:sz w:val="30"/>
+          <w:szCs w:val="30"/>
+          <w:u w:val="single"/>
+        </w:rPr>
+        <w:t>}}</w:t>
       </w:r>
       <w:r>
         <w:rPr>
@@ -758,7 +1122,25 @@
           <w:szCs w:val="30"/>
           <w:u w:val="single"/>
         </w:rPr>
-        <w:t>{受伤职工}</w:t>
+        <w:t>{{</w:t>
+      </w:r>
+      <w:r>
+        <w:rPr>
+          <w:rFonts w:hAnsi="宋体" w:cs="宋体" w:hint="eastAsia"/>
+          <w:sz w:val="30"/>
+          <w:szCs w:val="30"/>
+          <w:u w:val="single"/>
+        </w:rPr>
+        <w:t>受伤职工</w:t>
+      </w:r>
+      <w:r>
+        <w:rPr>
+          <w:rFonts w:hAnsi="宋体" w:cs="宋体" w:hint="eastAsia"/>
+          <w:sz w:val="30"/>
+          <w:szCs w:val="30"/>
+          <w:u w:val="single"/>
+        </w:rPr>
+        <w:t>}}</w:t>
       </w:r>
       <w:r>
         <w:rPr>
@@ -797,7 +1179,25 @@
           <w:szCs w:val="30"/>
           <w:u w:val="single"/>
         </w:rPr>
-        <w:t>{受伤职工}</w:t>
+        <w:t>{{</w:t>
+      </w:r>
+      <w:r>
+        <w:rPr>
+          <w:rFonts w:hAnsi="宋体" w:cs="宋体" w:hint="eastAsia"/>
+          <w:sz w:val="30"/>
+          <w:szCs w:val="30"/>
+          <w:u w:val="single"/>
+        </w:rPr>
+        <w:t>受伤职工</w:t>
+      </w:r>
+      <w:r>
+        <w:rPr>
+          <w:rFonts w:hAnsi="宋体" w:cs="宋体" w:hint="eastAsia"/>
+          <w:sz w:val="30"/>
+          <w:szCs w:val="30"/>
+          <w:u w:val="single"/>
+        </w:rPr>
+        <w:t>}}</w:t>
       </w:r>
       <w:r>
         <w:rPr>
@@ -836,7 +1236,25 @@
           <w:szCs w:val="30"/>
           <w:u w:val="single"/>
         </w:rPr>
-        <w:t>{受伤职工}</w:t>
+        <w:t>{{</w:t>
+      </w:r>
+      <w:r>
+        <w:rPr>
+          <w:rFonts w:hAnsi="宋体" w:cs="宋体" w:hint="eastAsia"/>
+          <w:sz w:val="30"/>
+          <w:szCs w:val="30"/>
+          <w:u w:val="single"/>
+        </w:rPr>
+        <w:t>受伤职工</w:t>
+      </w:r>
+      <w:r>
+        <w:rPr>
+          <w:rFonts w:hAnsi="宋体" w:cs="宋体" w:hint="eastAsia"/>
+          <w:sz w:val="30"/>
+          <w:szCs w:val="30"/>
+          <w:u w:val="single"/>
+        </w:rPr>
+        <w:t>}}</w:t>
       </w:r>
       <w:r>
         <w:rPr>
@@ -896,7 +1314,25 @@
           <w:szCs w:val="30"/>
           <w:u w:val="single"/>
         </w:rPr>
-        <w:t>{受伤职工}</w:t>
+        <w:t>{{</w:t>
+      </w:r>
+      <w:r>
+        <w:rPr>
+          <w:rFonts w:hAnsi="宋体" w:cs="宋体" w:hint="eastAsia"/>
+          <w:sz w:val="30"/>
+          <w:szCs w:val="30"/>
+          <w:u w:val="single"/>
+        </w:rPr>
+        <w:t>受伤职工</w:t>
+      </w:r>
+      <w:r>
+        <w:rPr>
+          <w:rFonts w:hAnsi="宋体" w:cs="宋体" w:hint="eastAsia"/>
+          <w:sz w:val="30"/>
+          <w:szCs w:val="30"/>
+          <w:u w:val="single"/>
+        </w:rPr>
+        <w:t>}}</w:t>
       </w:r>
       <w:r>
         <w:rPr>
@@ -1040,7 +1476,25 @@
           <w:szCs w:val="30"/>
           <w:u w:val="single"/>
         </w:rPr>
-        <w:t>{受伤职工}</w:t>
+        <w:t>{{</w:t>
+      </w:r>
+      <w:r>
+        <w:rPr>
+          <w:rFonts w:hAnsi="宋体" w:cs="宋体" w:hint="eastAsia"/>
+          <w:sz w:val="30"/>
+          <w:szCs w:val="30"/>
+          <w:u w:val="single"/>
+        </w:rPr>
+        <w:t>受伤职工</w:t>
+      </w:r>
+      <w:r>
+        <w:rPr>
+          <w:rFonts w:hAnsi="宋体" w:cs="宋体" w:hint="eastAsia"/>
+          <w:sz w:val="30"/>
+          <w:szCs w:val="30"/>
+          <w:u w:val="single"/>
+        </w:rPr>
+        <w:t>}}</w:t>
       </w:r>
       <w:r>
         <w:rPr>
@@ -1110,7 +1564,25 @@
           <w:szCs w:val="30"/>
           <w:u w:val="single"/>
         </w:rPr>
-        <w:t>{受伤职工}</w:t>
+        <w:t>{{</w:t>
+      </w:r>
+      <w:r>
+        <w:rPr>
+          <w:rFonts w:hAnsi="宋体" w:cs="宋体" w:hint="eastAsia"/>
+          <w:sz w:val="30"/>
+          <w:szCs w:val="30"/>
+          <w:u w:val="single"/>
+        </w:rPr>
+        <w:t>受伤职工</w:t>
+      </w:r>
+      <w:r>
+        <w:rPr>
+          <w:rFonts w:hAnsi="宋体" w:cs="宋体" w:hint="eastAsia"/>
+          <w:sz w:val="30"/>
+          <w:szCs w:val="30"/>
+          <w:u w:val="single"/>
+        </w:rPr>
+        <w:t>}}</w:t>
       </w:r>
       <w:r>
         <w:rPr>
